--- a/Berkas Semhas/Surat Pengajuan Seminar.docx
+++ b/Berkas Semhas/Surat Pengajuan Seminar.docx
@@ -731,12 +731,11 @@
       <w:r>
         <w:t xml:space="preserve"> </w:t>
       </w:r>
+      <w:bookmarkStart w:id="0" w:name="_Hlk217251411"/>
       <w:r>
         <w:t>19891230 201504 2 001</w:t>
       </w:r>
-      <w:r>
-        <w:t>z</w:t>
-      </w:r>
+      <w:bookmarkEnd w:id="0"/>
     </w:p>
     <w:p>
       <w:pPr>
@@ -2116,7 +2115,7 @@
         </mc:Choice>
         <mc:Fallback>
           <w:pict>
-            <v:shape w14:anchorId="17008155" id="Graphic 2" o:spid="_x0000_s1026" style="position:absolute;margin-left:34.6pt;margin-top:145.65pt;width:525pt;height:1.4pt;z-index:-251657216;visibility:visible;mso-wrap-style:square;mso-wrap-distance-left:0;mso-wrap-distance-top:0;mso-wrap-distance-right:0;mso-wrap-distance-bottom:0;mso-position-horizontal:absolute;mso-position-horizontal-relative:page;mso-position-vertical:absolute;mso-position-vertical-relative:page;v-text-anchor:top" coordsize="6667500,17780" o:gfxdata="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" path="m6667119,l1499235,r-10160,l1481455,,,,,17780r1481455,l1489075,17780r10160,l6667119,17780r,-17780xe" fillcolor="black" stroked="f">
+            <v:shape w14:anchorId="054AC5DE" id="Graphic 2" o:spid="_x0000_s1026" style="position:absolute;margin-left:34.6pt;margin-top:145.65pt;width:525pt;height:1.4pt;z-index:-251657216;visibility:visible;mso-wrap-style:square;mso-wrap-distance-left:0;mso-wrap-distance-top:0;mso-wrap-distance-right:0;mso-wrap-distance-bottom:0;mso-position-horizontal:absolute;mso-position-horizontal-relative:page;mso-position-vertical:absolute;mso-position-vertical-relative:page;v-text-anchor:top" coordsize="6667500,17780" o:gfxdata="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" path="m6667119,l1499235,r-10160,l1481455,,,,,17780r1481455,l1489075,17780r10160,l6667119,17780r,-17780xe" fillcolor="black" stroked="f">
               <v:path arrowok="t"/>
               <w10:wrap anchorx="page" anchory="page"/>
             </v:shape>
